--- a/ProjectLibrary/Deliverables/SQAP.docx
+++ b/ProjectLibrary/Deliverables/SQAP.docx
@@ -59,7 +59,7 @@
         <w:jc w:val="center"/>
       </w:pPr>
       <w:r>
-        <w:t>Authors: Daniel Cross</w:t>
+        <w:t>Author: Daniel Cross</w:t>
       </w:r>
     </w:p>
     <w:p/>
